--- a/reports/r0205.docx
+++ b/reports/r0205.docx
@@ -45,7 +45,7 @@
           <w:color w:val="000000"/>
           <w:sz w:val="21"/>
         </w:rPr>
-        <w:t>■ 郑州经济总量在河南省稳居第一，人均GDP约11.63万元、人均经济实力居全省前列，经济增速由7.50%回落至5.40%、有所放缓；固定资产投资最新增速5.30%，经济运行总体平稳。【待补充：郑州市的行政与战略定位、支柱产业及龙头企业（数据库未覆盖，需人工补充）】</w:t>
+        <w:t>■ 郑州作为河南省省会，经济总量在河南省稳居第一，人均GDP约11.63万元、人均经济实力居全省前列，经济增速由7.50%回落至5.40%、有所放缓；固定资产投资最新增速5.30%，经济运行总体平稳。</w:t>
       </w:r>
     </w:p>
     <w:p>
@@ -75,7 +75,7 @@
           <w:color w:val="000000"/>
           <w:sz w:val="21"/>
         </w:rPr>
-        <w:t>产业结构方面，2025年郑州市三次产业结构为1.2:36.6:62.2。【待补充：支柱产业、主要龙头企业、对外贸易等定性描述（数据库未覆盖）】</w:t>
+        <w:t>产业结构方面，2025年郑州市三次产业结构为1.2:36.6:62.2，以电子信息（智能终端）、汽车装备、现代物流为支柱，聚集富士康郑州、宇通客车等企业，是全国重要的综合交通枢纽。</w:t>
       </w:r>
     </w:p>
     <w:p>
